--- a/docs/fiche-presentation.docx
+++ b/docs/fiche-presentation.docx
@@ -15,20 +15,8 @@
           <w:sz w:val="48"/>
           <w:szCs w:val="48"/>
         </w:rPr>
-        <w:t xml:space="preserve">GST — Gestion des Salons </w:t>
-      </w:r>
-      <w:proofErr w:type="spellStart"/>
-      <w:r>
-        <w:rPr>
-          <w:b/>
-          <w:bCs/>
-          <w:color w:val="1F3864"/>
-          <w:sz w:val="48"/>
-          <w:szCs w:val="48"/>
-        </w:rPr>
-        <w:t>Tchap</w:t>
-      </w:r>
-      <w:proofErr w:type="spellEnd"/>
+        <w:t>GST — Gestion des Salons Tchap</w:t>
+      </w:r>
     </w:p>
     <w:p>
       <w:pPr>
@@ -43,20 +31,8 @@
           <w:sz w:val="24"/>
           <w:szCs w:val="24"/>
         </w:rPr>
-        <w:t xml:space="preserve">Application interne de gestion du personnel et des salons </w:t>
-      </w:r>
-      <w:proofErr w:type="spellStart"/>
-      <w:r>
-        <w:rPr>
-          <w:i/>
-          <w:iCs/>
-          <w:color w:val="2E5F8A"/>
-          <w:sz w:val="24"/>
-          <w:szCs w:val="24"/>
-        </w:rPr>
-        <w:t>Tchap</w:t>
-      </w:r>
-      <w:proofErr w:type="spellEnd"/>
+        <w:t>Application interne de gestion du personnel et des salons Tchap</w:t>
+      </w:r>
     </w:p>
     <w:p>
       <w:pPr>
@@ -78,21 +54,7 @@
         <w:rPr>
           <w:color w:val="595959"/>
         </w:rPr>
-        <w:t xml:space="preserve">Le projet est né d’un widget personnalisé développé pour Grist (grist.numerique.gouv.fr), la suite bureautique collaborative de l’État. Ce widget permettait d’administrer les membres des salons </w:t>
-      </w:r>
-      <w:proofErr w:type="spellStart"/>
-      <w:r>
-        <w:rPr>
-          <w:color w:val="595959"/>
-        </w:rPr>
-        <w:t>Tchap</w:t>
-      </w:r>
-      <w:proofErr w:type="spellEnd"/>
-      <w:r>
-        <w:rPr>
-          <w:color w:val="595959"/>
-        </w:rPr>
-        <w:t xml:space="preserve"> directement depuis un tableau de bord Grist, sans passer manuellement par l’interface Matrix.</w:t>
+        <w:t>Le projet est né d’un widget personnalisé développé pour Grist (grist.numerique.gouv.fr), la suite bureautique collaborative de l’État. Ce widget permettait d’administrer les membres des salons Tchap directement depuis un tableau de bord Grist, sans passer manuellement par l’interface Matrix.</w:t>
       </w:r>
     </w:p>
     <w:p>
@@ -110,21 +72,7 @@
         <w:rPr>
           <w:color w:val="595959"/>
         </w:rPr>
-        <w:t>Face aux limites du widget (contexte d’exécution restreint, dépendance à Grist, absence de gestion des droits), le projet a évolué vers une application web autonome. Une première version, Gestion-</w:t>
-      </w:r>
-      <w:proofErr w:type="spellStart"/>
-      <w:r>
-        <w:rPr>
-          <w:color w:val="595959"/>
-        </w:rPr>
-        <w:t>Tchap</w:t>
-      </w:r>
-      <w:proofErr w:type="spellEnd"/>
-      <w:r>
-        <w:rPr>
-          <w:color w:val="595959"/>
-        </w:rPr>
-        <w:t>-Docker, a été développée en Node.js/Express avec un frontend Vue 3, déployée via Docker.</w:t>
+        <w:t>Face aux limites du widget (contexte d’exécution restreint, dépendance à Grist, absence de gestion des droits), le projet a évolué vers une application web autonome. Une première version, Gestion-Tchap-Docker, a été développée en Node.js/Express avec un frontend Vue 3, déployée via Docker.</w:t>
       </w:r>
     </w:p>
     <w:p>
@@ -142,7 +90,7 @@
         <w:rPr>
           <w:color w:val="595959"/>
         </w:rPr>
-        <w:t>La version actuelle — GST — est une réécriture complète en PHP/Symfony, conçue pour un déploiement sur un serveur PHP traditionnel sans Docker, mieux adapté aux infrastructures des unités de gendarmerie. Développée en interne.</w:t>
+        <w:t>La version actuelle — GST — est une réécriture complète en PHP/Symfony. Elle peut être déployée de deux façons selon l’infrastructure disponible : via Docker (installation automatisée et mise à jour autonome toutes les heures), ou directement sur un serveur traditionnel sans couche de virtualisation. Développée en interne.</w:t>
       </w:r>
     </w:p>
     <w:p>
@@ -170,21 +118,7 @@
         <w:rPr>
           <w:color w:val="595959"/>
         </w:rPr>
-        <w:t xml:space="preserve">GST est une application web interne destinée à la gestion du personnel et à la synchronisation avec </w:t>
-      </w:r>
-      <w:proofErr w:type="spellStart"/>
-      <w:r>
-        <w:rPr>
-          <w:color w:val="595959"/>
-        </w:rPr>
-        <w:t>Tchap</w:t>
-      </w:r>
-      <w:proofErr w:type="spellEnd"/>
-      <w:r>
-        <w:rPr>
-          <w:color w:val="595959"/>
-        </w:rPr>
-        <w:t>, la messagerie sécurisée de l’État (protocole Matrix).</w:t>
+        <w:t>GST est une application web interne destinée à la gestion du personnel et à la synchronisation avec Tchap, la messagerie sécurisée de l’État (protocole Matrix).</w:t>
       </w:r>
     </w:p>
     <w:p>
@@ -226,25 +160,7 @@
         <w:rPr>
           <w:color w:val="595959"/>
         </w:rPr>
-        <w:t xml:space="preserve"> agents, grades, statuts</w:t>
-      </w:r>
-      <w:r>
-        <w:rPr>
-          <w:color w:val="595959"/>
-        </w:rPr>
-        <w:t xml:space="preserve"> au sein de l’app</w:t>
-      </w:r>
-      <w:r>
-        <w:rPr>
-          <w:color w:val="595959"/>
-        </w:rPr>
-        <w:t xml:space="preserve">, </w:t>
-      </w:r>
-      <w:r>
-        <w:rPr>
-          <w:color w:val="595959"/>
-        </w:rPr>
-        <w:t>unités créées dans l’app</w:t>
+        <w:t xml:space="preserve"> agents, grades, statuts au sein de l’app, unités créées dans l’app</w:t>
       </w:r>
     </w:p>
     <w:p>
@@ -262,25 +178,7 @@
           <w:bCs/>
           <w:color w:val="1A1A1A"/>
         </w:rPr>
-        <w:t xml:space="preserve">Gestion des salons </w:t>
-      </w:r>
-      <w:proofErr w:type="spellStart"/>
-      <w:r>
-        <w:rPr>
-          <w:b/>
-          <w:bCs/>
-          <w:color w:val="1A1A1A"/>
-        </w:rPr>
-        <w:t>Tchap</w:t>
-      </w:r>
-      <w:proofErr w:type="spellEnd"/>
-      <w:r>
-        <w:rPr>
-          <w:b/>
-          <w:bCs/>
-          <w:color w:val="1A1A1A"/>
-        </w:rPr>
-        <w:t xml:space="preserve"> :</w:t>
+        <w:t>Gestion des salons Tchap :</w:t>
       </w:r>
       <w:r>
         <w:rPr>
@@ -334,21 +232,7 @@
         <w:rPr>
           <w:color w:val="595959"/>
         </w:rPr>
-        <w:t xml:space="preserve"> automatisée BDD ↔ </w:t>
-      </w:r>
-      <w:proofErr w:type="spellStart"/>
-      <w:r>
-        <w:rPr>
-          <w:color w:val="595959"/>
-        </w:rPr>
-        <w:t>Tchap</w:t>
-      </w:r>
-      <w:proofErr w:type="spellEnd"/>
-      <w:r>
-        <w:rPr>
-          <w:color w:val="595959"/>
-        </w:rPr>
-        <w:t xml:space="preserve"> (invitation / exclusion)</w:t>
+        <w:t xml:space="preserve"> automatisée base de données ↔ Tchap (invitations et exclusions sans intervention manuelle)</w:t>
       </w:r>
     </w:p>
     <w:p>
@@ -444,30 +328,8 @@
         <w:rPr>
           <w:color w:val="595959"/>
         </w:rPr>
-        <w:t xml:space="preserve"> hiérarchiques : lecteur → gestionnaire → </w:t>
-      </w:r>
-      <w:proofErr w:type="spellStart"/>
-      <w:r>
-        <w:rPr>
-          <w:color w:val="595959"/>
-        </w:rPr>
-        <w:t>superviseur_crise</w:t>
-      </w:r>
-      <w:proofErr w:type="spellEnd"/>
-      <w:r>
-        <w:rPr>
-          <w:color w:val="595959"/>
-        </w:rPr>
-        <w:t xml:space="preserve"> → admin → </w:t>
-      </w:r>
-      <w:proofErr w:type="spellStart"/>
-      <w:r>
-        <w:rPr>
-          <w:color w:val="595959"/>
-        </w:rPr>
-        <w:t>sysadmin</w:t>
-      </w:r>
-      <w:proofErr w:type="spellEnd"/>
+        <w:t xml:space="preserve"> hiérarchiques : lecteur → gestionnaire → superviseur_crise → admin → sysadmin</w:t>
+      </w:r>
     </w:p>
     <w:p>
       <w:pPr>
@@ -496,7 +358,6 @@
         </w:numPr>
         <w:spacing w:before="60" w:after="60"/>
       </w:pPr>
-      <w:proofErr w:type="gramStart"/>
       <w:r>
         <w:rPr>
           <w:b/>
@@ -505,7 +366,6 @@
         </w:rPr>
         <w:t>Backend  :</w:t>
       </w:r>
-      <w:proofErr w:type="gramEnd"/>
       <w:r>
         <w:rPr>
           <w:color w:val="595959"/>
@@ -528,23 +388,13 @@
           <w:bCs/>
           <w:color w:val="1A1A1A"/>
         </w:rPr>
-        <w:t xml:space="preserve">Base de </w:t>
-      </w:r>
-      <w:proofErr w:type="gramStart"/>
-      <w:r>
-        <w:rPr>
-          <w:b/>
-          <w:bCs/>
-          <w:color w:val="1A1A1A"/>
-        </w:rPr>
-        <w:t>données  :</w:t>
-      </w:r>
-      <w:proofErr w:type="gramEnd"/>
-      <w:r>
-        <w:rPr>
-          <w:color w:val="595959"/>
-        </w:rPr>
-        <w:t xml:space="preserve"> PostgreSQL 14+</w:t>
+        <w:t>Base de données  :</w:t>
+      </w:r>
+      <w:r>
+        <w:rPr>
+          <w:color w:val="595959"/>
+        </w:rPr>
+        <w:t xml:space="preserve"> PostgreSQL 16 (base de données relationnelle open source)</w:t>
       </w:r>
     </w:p>
     <w:p>
@@ -556,7 +406,6 @@
         </w:numPr>
         <w:spacing w:before="60" w:after="60"/>
       </w:pPr>
-      <w:proofErr w:type="gramStart"/>
       <w:r>
         <w:rPr>
           <w:b/>
@@ -565,26 +414,11 @@
         </w:rPr>
         <w:t>Frontend  :</w:t>
       </w:r>
-      <w:proofErr w:type="gramEnd"/>
-      <w:r>
-        <w:rPr>
-          <w:color w:val="595959"/>
-        </w:rPr>
-        <w:t xml:space="preserve"> Twig + Alpine.js (rendu serveur, sans outil de </w:t>
-      </w:r>
-      <w:proofErr w:type="spellStart"/>
-      <w:r>
-        <w:rPr>
-          <w:color w:val="595959"/>
-        </w:rPr>
-        <w:t>build</w:t>
-      </w:r>
-      <w:proofErr w:type="spellEnd"/>
-      <w:r>
-        <w:rPr>
-          <w:color w:val="595959"/>
-        </w:rPr>
-        <w:t xml:space="preserve"> JS)</w:t>
+      <w:r>
+        <w:rPr>
+          <w:color w:val="595959"/>
+        </w:rPr>
+        <w:t xml:space="preserve"> pages web générées par le serveur, interface réactive sans framework JavaScript complexe</w:t>
       </w:r>
     </w:p>
     <w:p>
@@ -602,33 +436,13 @@
           <w:bCs/>
           <w:color w:val="1A1A1A"/>
         </w:rPr>
-        <w:t xml:space="preserve">Intégration </w:t>
-      </w:r>
-      <w:proofErr w:type="spellStart"/>
-      <w:proofErr w:type="gramStart"/>
-      <w:r>
-        <w:rPr>
-          <w:b/>
-          <w:bCs/>
-          <w:color w:val="1A1A1A"/>
-        </w:rPr>
-        <w:t>Tchap</w:t>
-      </w:r>
-      <w:proofErr w:type="spellEnd"/>
-      <w:r>
-        <w:rPr>
-          <w:b/>
-          <w:bCs/>
-          <w:color w:val="1A1A1A"/>
-        </w:rPr>
-        <w:t>  :</w:t>
-      </w:r>
-      <w:proofErr w:type="gramEnd"/>
-      <w:r>
-        <w:rPr>
-          <w:color w:val="595959"/>
-        </w:rPr>
-        <w:t xml:space="preserve"> bridge Node.js en loopback (chiffrement E2EE)</w:t>
+        <w:t>Intégration Tchap  :</w:t>
+      </w:r>
+      <w:r>
+        <w:rPr>
+          <w:color w:val="595959"/>
+        </w:rPr>
+        <w:t xml:space="preserve"> composant intermédiaire qui maintient une connexion permanente avec Tchap et assure le chiffrement de bout en bout — les messages ne peuvent être lus que par leurs destinataires</w:t>
       </w:r>
     </w:p>
     <w:p>
@@ -643,7 +457,6 @@
           <w:color w:val="595959"/>
         </w:rPr>
       </w:pPr>
-      <w:proofErr w:type="gramStart"/>
       <w:r>
         <w:rPr>
           <w:b/>
@@ -652,40 +465,11 @@
         </w:rPr>
         <w:t>Sécurité  :</w:t>
       </w:r>
-      <w:proofErr w:type="gramEnd"/>
-      <w:r>
-        <w:rPr>
-          <w:color w:val="595959"/>
-        </w:rPr>
-        <w:t xml:space="preserve"> sessions Symfony, CSRF, </w:t>
-      </w:r>
-      <w:proofErr w:type="spellStart"/>
-      <w:r>
-        <w:rPr>
-          <w:color w:val="595959"/>
-        </w:rPr>
-        <w:t>bcrypt</w:t>
-      </w:r>
-      <w:proofErr w:type="spellEnd"/>
-      <w:r>
-        <w:rPr>
-          <w:color w:val="595959"/>
-        </w:rPr>
-        <w:t xml:space="preserve">, login </w:t>
-      </w:r>
-      <w:proofErr w:type="spellStart"/>
-      <w:r>
-        <w:rPr>
-          <w:color w:val="595959"/>
-        </w:rPr>
-        <w:t>throttling</w:t>
-      </w:r>
-      <w:proofErr w:type="spellEnd"/>
-      <w:r>
-        <w:rPr>
-          <w:color w:val="595959"/>
-        </w:rPr>
-        <w:t xml:space="preserve"> (10 tentatives / 15 min)</w:t>
+      <w:r>
+        <w:rPr>
+          <w:color w:val="595959"/>
+        </w:rPr>
+        <w:t xml:space="preserve"> connexions sécurisées, mots de passe chiffrés, protection contre les tentatives d’intrusion (blocage après 3 essais échoués), jetons anti-falsification sur toutes les actions sensibles</w:t>
       </w:r>
     </w:p>
     <w:p>
@@ -785,16 +569,8 @@
         <w:rPr>
           <w:color w:val="595959"/>
         </w:rPr>
-        <w:t xml:space="preserve"> l’administrateur visualise et contrôle en temps réel qui est présent dans chaque salon </w:t>
-      </w:r>
-      <w:proofErr w:type="spellStart"/>
-      <w:r>
-        <w:rPr>
-          <w:color w:val="595959"/>
-        </w:rPr>
-        <w:t>Tchap</w:t>
-      </w:r>
-      <w:proofErr w:type="spellEnd"/>
+        <w:t xml:space="preserve"> l’administrateur visualise et contrôle en temps réel qui est présent dans chaque salon Tchap</w:t>
+      </w:r>
     </w:p>
     <w:p>
       <w:pPr>
@@ -843,7 +619,7 @@
         <w:rPr>
           <w:color w:val="595959"/>
         </w:rPr>
-        <w:t xml:space="preserve"> fonctionne sur un serveur PHP standard, sans Docker ni Node.js en dehors du bridge E2EE</w:t>
+        <w:t xml:space="preserve"> installation flexible : déploiement automatisé via Docker avec mises à jour autonomes toutes les heures, ou installation native sur un serveur traditionnel</w:t>
       </w:r>
     </w:p>
     <w:p>
@@ -868,35 +644,7 @@
         <w:rPr>
           <w:color w:val="595959"/>
         </w:rPr>
-        <w:t xml:space="preserve"> le </w:t>
-      </w:r>
-      <w:proofErr w:type="spellStart"/>
-      <w:r>
-        <w:rPr>
-          <w:color w:val="595959"/>
-        </w:rPr>
-        <w:t>token</w:t>
-      </w:r>
-      <w:proofErr w:type="spellEnd"/>
-      <w:r>
-        <w:rPr>
-          <w:color w:val="595959"/>
-        </w:rPr>
-        <w:t xml:space="preserve"> du bot Matrix ne transite jamais côté client ; tous les appels </w:t>
-      </w:r>
-      <w:proofErr w:type="spellStart"/>
-      <w:r>
-        <w:rPr>
-          <w:color w:val="595959"/>
-        </w:rPr>
-        <w:t>Tchap</w:t>
-      </w:r>
-      <w:proofErr w:type="spellEnd"/>
-      <w:r>
-        <w:rPr>
-          <w:color w:val="595959"/>
-        </w:rPr>
-        <w:t xml:space="preserve"> passent par le serveur PHP</w:t>
+        <w:t xml:space="preserve"> les identifiants du bot Tchap ne sont jamais exposés dans le navigateur des utilisateurs ; tous les échanges avec Tchap passent exclusivement par le serveur</w:t>
       </w:r>
     </w:p>
     <w:p>
@@ -932,21 +680,7 @@
         <w:rPr>
           <w:color w:val="595959"/>
         </w:rPr>
-        <w:t xml:space="preserve">L’ensemble de </w:t>
-      </w:r>
-      <w:proofErr w:type="gramStart"/>
-      <w:r>
-        <w:rPr>
-          <w:color w:val="595959"/>
-        </w:rPr>
-        <w:t>la stack</w:t>
-      </w:r>
-      <w:proofErr w:type="gramEnd"/>
-      <w:r>
-        <w:rPr>
-          <w:color w:val="595959"/>
-        </w:rPr>
-        <w:t xml:space="preserve"> est open source : PHP, Symfony, PostgreSQL, Node.js, Alpine.js, Nginx/Apache. Aucune licence commerciale n’est requise.</w:t>
+        <w:t>L’ensemble de la stack est open source : PHP, Symfony, PostgreSQL, Node.js, Alpine.js, Nginx/Apache. Aucune licence commerciale n’est requise.</w:t>
       </w:r>
     </w:p>
     <w:p>
@@ -1129,8 +863,6 @@
             </w:tcMar>
           </w:tcPr>
           <w:p>
-            <w:proofErr w:type="spellStart"/>
-            <w:proofErr w:type="gramStart"/>
             <w:r>
               <w:rPr>
                 <w:color w:val="595959"/>
@@ -1139,8 +871,6 @@
               </w:rPr>
               <w:t>vCPU</w:t>
             </w:r>
-            <w:proofErr w:type="spellEnd"/>
-            <w:proofErr w:type="gramEnd"/>
           </w:p>
         </w:tc>
         <w:tc>

--- a/docs/fiche-presentation.docx
+++ b/docs/fiche-presentation.docx
@@ -463,6 +463,7 @@
           <w:bCs/>
           <w:color w:val="1A1A1A"/>
         </w:rPr>
+        <w:lastRenderedPageBreak/>
         <w:t>Sécurité  :</w:t>
       </w:r>
       <w:r>
@@ -470,19 +471,6 @@
           <w:color w:val="595959"/>
         </w:rPr>
         <w:t xml:space="preserve"> connexions sécurisées, mots de passe chiffrés, protection contre les tentatives d’intrusion (blocage après 3 essais échoués), jetons anti-falsification sur toutes les actions sensibles</w:t>
-      </w:r>
-    </w:p>
-    <w:p>
-      <w:pPr>
-        <w:rPr>
-          <w:color w:val="595959"/>
-        </w:rPr>
-      </w:pPr>
-      <w:r>
-        <w:rPr>
-          <w:color w:val="595959"/>
-        </w:rPr>
-        <w:br w:type="page"/>
       </w:r>
     </w:p>
     <w:p>
@@ -493,7 +481,6 @@
         </w:pBdr>
       </w:pPr>
       <w:r>
-        <w:lastRenderedPageBreak/>
         <w:t>3. Bénéfices</w:t>
       </w:r>
     </w:p>
@@ -735,12 +722,6 @@
         <w:gridCol w:w="2320"/>
       </w:tblGrid>
       <w:tr>
-        <w:tblPrEx>
-          <w:tblCellMar>
-            <w:top w:w="0" w:type="dxa"/>
-            <w:bottom w:w="0" w:type="dxa"/>
-          </w:tblCellMar>
-        </w:tblPrEx>
         <w:trPr>
           <w:jc w:val="center"/>
         </w:trPr>
@@ -836,12 +817,6 @@
         </w:tc>
       </w:tr>
       <w:tr>
-        <w:tblPrEx>
-          <w:tblCellMar>
-            <w:top w:w="0" w:type="dxa"/>
-            <w:bottom w:w="0" w:type="dxa"/>
-          </w:tblCellMar>
-        </w:tblPrEx>
         <w:trPr>
           <w:jc w:val="center"/>
         </w:trPr>
@@ -931,12 +906,6 @@
         </w:tc>
       </w:tr>
       <w:tr>
-        <w:tblPrEx>
-          <w:tblCellMar>
-            <w:top w:w="0" w:type="dxa"/>
-            <w:bottom w:w="0" w:type="dxa"/>
-          </w:tblCellMar>
-        </w:tblPrEx>
         <w:trPr>
           <w:jc w:val="center"/>
         </w:trPr>
@@ -1026,12 +995,6 @@
         </w:tc>
       </w:tr>
       <w:tr>
-        <w:tblPrEx>
-          <w:tblCellMar>
-            <w:top w:w="0" w:type="dxa"/>
-            <w:bottom w:w="0" w:type="dxa"/>
-          </w:tblCellMar>
-        </w:tblPrEx>
         <w:trPr>
           <w:jc w:val="center"/>
         </w:trPr>
@@ -1121,12 +1084,6 @@
         </w:tc>
       </w:tr>
       <w:tr>
-        <w:tblPrEx>
-          <w:tblCellMar>
-            <w:top w:w="0" w:type="dxa"/>
-            <w:bottom w:w="0" w:type="dxa"/>
-          </w:tblCellMar>
-        </w:tblPrEx>
         <w:trPr>
           <w:jc w:val="center"/>
         </w:trPr>
@@ -1459,18 +1416,8 @@
         <w:bCs/>
         <w:color w:val="1F3864"/>
       </w:rPr>
-      <w:t xml:space="preserve"> Tch</w:t>
+      <w:t xml:space="preserve"> Tchap</w:t>
     </w:r>
-    <w:proofErr w:type="spellStart"/>
-    <w:r>
-      <w:rPr>
-        <w:b/>
-        <w:bCs/>
-        <w:color w:val="1F3864"/>
-      </w:rPr>
-      <w:t>ap</w:t>
-    </w:r>
-    <w:proofErr w:type="spellEnd"/>
     <w:r>
       <w:rPr>
         <w:color w:val="888888"/>

--- a/docs/fiche-presentation.docx
+++ b/docs/fiche-presentation.docx
@@ -281,6 +281,54 @@
           <w:color w:val="595959"/>
         </w:rPr>
         <w:t xml:space="preserve"> tableau de bord de présence en temps réel</w:t>
+      </w:r>
+    </w:p>
+    <w:p>
+      <w:pPr>
+        <w:pStyle w:val="Paragraphedeliste"/>
+        <w:numPr>
+          <w:ilvl w:val="0"/>
+          <w:numId w:val="2"/>
+        </w:numPr>
+        <w:spacing w:before="60" w:after="60"/>
+      </w:pPr>
+      <w:r>
+        <w:rPr>
+          <w:b/>
+          <w:bCs/>
+          <w:color w:val="1A1A1A"/>
+        </w:rPr>
+        <w:t>Messages :</w:t>
+      </w:r>
+      <w:r>
+        <w:rPr>
+          <w:color w:val="595959"/>
+        </w:rPr>
+        <w:t xml:space="preserve"> composition et envoi de messages formatés (gras, italique, titres, listes, pièces jointes) vers un ou plusieurs salons simultanément</w:t>
+      </w:r>
+    </w:p>
+    <w:p>
+      <w:pPr>
+        <w:pStyle w:val="Paragraphedeliste"/>
+        <w:numPr>
+          <w:ilvl w:val="0"/>
+          <w:numId w:val="2"/>
+        </w:numPr>
+        <w:spacing w:before="60" w:after="60"/>
+      </w:pPr>
+      <w:r>
+        <w:rPr>
+          <w:b/>
+          <w:bCs/>
+          <w:color w:val="1A1A1A"/>
+        </w:rPr>
+        <w:t>Hiérarchie :</w:t>
+      </w:r>
+      <w:r>
+        <w:rPr>
+          <w:color w:val="595959"/>
+        </w:rPr>
+        <w:t xml:space="preserve"> gestion de l’arborescence des unités, attribution d’un bot Tchap dédié par unité, délégation des droits d’administration</w:t>
       </w:r>
     </w:p>
     <w:p>
@@ -532,6 +580,31 @@
           <w:color w:val="595959"/>
         </w:rPr>
         <w:t xml:space="preserve"> le mode crise permet de déployer l’ensemble du personnel dans les salons d’urgence en quelques clics</w:t>
+      </w:r>
+    </w:p>
+    <w:p>
+      <w:pPr>
+        <w:pStyle w:val="Paragraphedeliste"/>
+        <w:numPr>
+          <w:ilvl w:val="0"/>
+          <w:numId w:val="2"/>
+        </w:numPr>
+        <w:spacing w:before="60" w:after="60"/>
+        <w:jc w:val="both"/>
+      </w:pPr>
+      <w:r>
+        <w:rPr>
+          <w:b/>
+          <w:bCs/>
+          <w:color w:val="1A1A1A"/>
+        </w:rPr>
+        <w:t>Communication opérationnelle :</w:t>
+      </w:r>
+      <w:r>
+        <w:rPr>
+          <w:color w:val="595959"/>
+        </w:rPr>
+        <w:t xml:space="preserve"> l’onglet Messages permet d’envoyer en quelques clics un message formaté avec pièces jointes dans plusieurs salons simultanément, sans quitter l’application</w:t>
       </w:r>
     </w:p>
     <w:p>
